--- a/irodalom12.docx
+++ b/irodalom12.docx
@@ -3622,6 +3622,305 @@
         <w:t>Költői eszközök:</w:t>
       </w:r>
     </w:p>
+    <w:p>
+      <w:pPr>
+        <w:pStyle w:val="Normal"/>
+        <w:bidi w:val="0"/>
+        <w:jc w:val="start"/>
+        <w:rPr>
+          <w:b w:val="false"/>
+          <w:bCs w:val="false"/>
+          <w:i w:val="false"/>
+          <w:iCs w:val="false"/>
+          <w:u w:val="single"/>
+          <w:shd w:fill="auto" w:val="clear"/>
+          <w:lang w:val="hu-HU" w:eastAsia="zh-CN" w:bidi="hi-IN"/>
+        </w:rPr>
+      </w:pPr>
+      <w:r>
+        <w:rPr>
+          <w:b w:val="false"/>
+          <w:bCs w:val="false"/>
+          <w:i w:val="false"/>
+          <w:iCs w:val="false"/>
+          <w:u w:val="single"/>
+          <w:shd w:fill="auto" w:val="clear"/>
+          <w:lang w:val="hu-HU" w:eastAsia="zh-CN" w:bidi="hi-IN"/>
+        </w:rPr>
+        <w:t>oximoron:</w:t>
+      </w:r>
+      <w:r>
+        <w:rPr>
+          <w:b w:val="false"/>
+          <w:bCs w:val="false"/>
+          <w:i w:val="false"/>
+          <w:iCs w:val="false"/>
+          <w:u w:val="none"/>
+          <w:shd w:fill="auto" w:val="clear"/>
+          <w:lang w:val="hu-HU" w:eastAsia="zh-CN" w:bidi="hi-IN"/>
+        </w:rPr>
+        <w:t xml:space="preserve"> „édes mostoha” (két szavas ellentét – a szeretett nőre vonatkozik) a nő metaforái: „édes mostoha”, „te egyetlen, te lágy bölcső, erős sír, eleven ágy” (a közös ágy, szekszuális együttlét felé irányuló azonosítások)</w:t>
+      </w:r>
+    </w:p>
+    <w:p>
+      <w:pPr>
+        <w:pStyle w:val="Normal"/>
+        <w:bidi w:val="0"/>
+        <w:jc w:val="start"/>
+        <w:rPr>
+          <w:b w:val="false"/>
+          <w:bCs w:val="false"/>
+          <w:i w:val="false"/>
+          <w:iCs w:val="false"/>
+          <w:u w:val="single"/>
+          <w:shd w:fill="auto" w:val="clear"/>
+          <w:lang w:val="hu-HU" w:eastAsia="zh-CN" w:bidi="hi-IN"/>
+        </w:rPr>
+      </w:pPr>
+      <w:r>
+        <w:rPr>
+          <w:b w:val="false"/>
+          <w:bCs w:val="false"/>
+          <w:i w:val="false"/>
+          <w:iCs w:val="false"/>
+          <w:u w:val="single"/>
+          <w:shd w:fill="auto" w:val="clear"/>
+          <w:lang w:val="hu-HU" w:eastAsia="zh-CN" w:bidi="hi-IN"/>
+        </w:rPr>
+        <w:t>alliteráció:</w:t>
+      </w:r>
+      <w:r>
+        <w:rPr>
+          <w:b w:val="false"/>
+          <w:bCs w:val="false"/>
+          <w:i w:val="false"/>
+          <w:iCs w:val="false"/>
+          <w:u w:val="none"/>
+          <w:shd w:fill="auto" w:val="clear"/>
+          <w:lang w:val="hu-HU" w:eastAsia="zh-CN" w:bidi="hi-IN"/>
+        </w:rPr>
+        <w:t xml:space="preserve"> „termékeny tested”, „szorgos szerveim”</w:t>
+      </w:r>
+    </w:p>
+    <w:p>
+      <w:pPr>
+        <w:pStyle w:val="Normal"/>
+        <w:bidi w:val="0"/>
+        <w:jc w:val="start"/>
+        <w:rPr>
+          <w:b w:val="false"/>
+          <w:bCs w:val="false"/>
+          <w:i w:val="false"/>
+          <w:iCs w:val="false"/>
+          <w:u w:val="single"/>
+          <w:shd w:fill="auto" w:val="clear"/>
+          <w:lang w:val="hu-HU" w:eastAsia="zh-CN" w:bidi="hi-IN"/>
+        </w:rPr>
+      </w:pPr>
+      <w:r>
+        <w:rPr>
+          <w:b w:val="false"/>
+          <w:bCs w:val="false"/>
+          <w:i w:val="false"/>
+          <w:iCs w:val="false"/>
+          <w:u w:val="single"/>
+          <w:shd w:fill="auto" w:val="clear"/>
+          <w:lang w:val="hu-HU" w:eastAsia="zh-CN" w:bidi="hi-IN"/>
+        </w:rPr>
+        <w:t>ellentét:</w:t>
+      </w:r>
+      <w:r>
+        <w:rPr>
+          <w:b w:val="false"/>
+          <w:bCs w:val="false"/>
+          <w:i w:val="false"/>
+          <w:iCs w:val="false"/>
+          <w:u w:val="none"/>
+          <w:shd w:fill="auto" w:val="clear"/>
+          <w:lang w:val="hu-HU" w:eastAsia="zh-CN" w:bidi="hi-IN"/>
+        </w:rPr>
+        <w:t xml:space="preserve"> „távol közelében”, „”</w:t>
+      </w:r>
+    </w:p>
+    <w:p>
+      <w:pPr>
+        <w:pStyle w:val="Normal"/>
+        <w:bidi w:val="0"/>
+        <w:jc w:val="start"/>
+        <w:rPr>
+          <w:b w:val="false"/>
+          <w:bCs w:val="false"/>
+          <w:i w:val="false"/>
+          <w:iCs w:val="false"/>
+          <w:u w:val="single"/>
+          <w:shd w:fill="auto" w:val="clear"/>
+          <w:lang w:val="hu-HU" w:eastAsia="zh-CN" w:bidi="hi-IN"/>
+        </w:rPr>
+      </w:pPr>
+      <w:r>
+        <w:rPr>
+          <w:b w:val="false"/>
+          <w:bCs w:val="false"/>
+          <w:i w:val="false"/>
+          <w:iCs w:val="false"/>
+          <w:u w:val="none"/>
+          <w:shd w:fill="auto" w:val="clear"/>
+          <w:lang w:val="hu-HU" w:eastAsia="zh-CN" w:bidi="hi-IN"/>
+        </w:rPr>
+      </w:r>
+    </w:p>
+    <w:p>
+      <w:pPr>
+        <w:pStyle w:val="Normal"/>
+        <w:bidi w:val="0"/>
+        <w:jc w:val="start"/>
+        <w:rPr>
+          <w:b/>
+          <w:bCs/>
+          <w:i w:val="false"/>
+          <w:iCs w:val="false"/>
+          <w:u w:val="none"/>
+          <w:shd w:fill="auto" w:val="clear"/>
+          <w:lang w:val="hu-HU" w:eastAsia="zh-CN" w:bidi="hi-IN"/>
+        </w:rPr>
+      </w:pPr>
+      <w:r>
+        <w:rPr>
+          <w:b/>
+          <w:bCs/>
+          <w:i w:val="false"/>
+          <w:iCs w:val="false"/>
+          <w:u w:val="none"/>
+          <w:shd w:fill="auto" w:val="clear"/>
+          <w:lang w:val="hu-HU" w:eastAsia="zh-CN" w:bidi="hi-IN"/>
+        </w:rPr>
+        <w:t>Flóra (SZGY. 154)</w:t>
+      </w:r>
+    </w:p>
+    <w:p>
+      <w:pPr>
+        <w:pStyle w:val="Normal"/>
+        <w:bidi w:val="0"/>
+        <w:jc w:val="start"/>
+        <w:rPr>
+          <w:b w:val="false"/>
+          <w:bCs w:val="false"/>
+          <w:i w:val="false"/>
+          <w:iCs w:val="false"/>
+          <w:u w:val="none"/>
+          <w:shd w:fill="auto" w:val="clear"/>
+          <w:lang w:val="hu-HU" w:eastAsia="zh-CN" w:bidi="hi-IN"/>
+        </w:rPr>
+      </w:pPr>
+      <w:r>
+        <w:rPr>
+          <w:b w:val="false"/>
+          <w:bCs w:val="false"/>
+          <w:i w:val="false"/>
+          <w:iCs w:val="false"/>
+          <w:u w:val="none"/>
+          <w:shd w:fill="auto" w:val="clear"/>
+          <w:lang w:val="hu-HU" w:eastAsia="zh-CN" w:bidi="hi-IN"/>
+        </w:rPr>
+        <w:t>verssorok</w:t>
+      </w:r>
+    </w:p>
+    <w:p>
+      <w:pPr>
+        <w:pStyle w:val="Normal"/>
+        <w:numPr>
+          <w:ilvl w:val="0"/>
+          <w:numId w:val="7"/>
+        </w:numPr>
+        <w:bidi w:val="0"/>
+        <w:jc w:val="start"/>
+        <w:rPr>
+          <w:b w:val="false"/>
+          <w:bCs w:val="false"/>
+          <w:i w:val="false"/>
+          <w:iCs w:val="false"/>
+          <w:u w:val="none"/>
+          <w:shd w:fill="auto" w:val="clear"/>
+          <w:lang w:val="hu-HU" w:eastAsia="zh-CN" w:bidi="hi-IN"/>
+        </w:rPr>
+      </w:pPr>
+      <w:r>
+        <w:rPr>
+          <w:b w:val="false"/>
+          <w:bCs w:val="false"/>
+          <w:i w:val="false"/>
+          <w:iCs w:val="false"/>
+          <w:u w:val="none"/>
+          <w:shd w:fill="auto" w:val="clear"/>
+          <w:lang w:val="hu-HU" w:eastAsia="zh-CN" w:bidi="hi-IN"/>
+        </w:rPr>
+        <w:t>hexameter</w:t>
+      </w:r>
+    </w:p>
+    <w:p>
+      <w:pPr>
+        <w:pStyle w:val="Normal"/>
+        <w:numPr>
+          <w:ilvl w:val="1"/>
+          <w:numId w:val="7"/>
+        </w:numPr>
+        <w:bidi w:val="0"/>
+        <w:jc w:val="start"/>
+        <w:rPr>
+          <w:b w:val="false"/>
+          <w:bCs w:val="false"/>
+          <w:i w:val="false"/>
+          <w:iCs w:val="false"/>
+          <w:u w:val="none"/>
+          <w:shd w:fill="auto" w:val="clear"/>
+          <w:lang w:val="hu-HU" w:eastAsia="zh-CN" w:bidi="hi-IN"/>
+        </w:rPr>
+      </w:pPr>
+      <w:r>
+        <w:rPr>
+          <w:b w:val="false"/>
+          <w:bCs w:val="false"/>
+          <w:i w:val="false"/>
+          <w:iCs w:val="false"/>
+          <w:u w:val="none"/>
+          <w:shd w:fill="auto" w:val="clear"/>
+          <w:lang w:val="hu-HU" w:eastAsia="zh-CN" w:bidi="hi-IN"/>
+        </w:rPr>
+        <w:t>6 versláb</w:t>
+      </w:r>
+    </w:p>
+    <w:p>
+      <w:pPr>
+        <w:pStyle w:val="Normal"/>
+        <w:numPr>
+          <w:ilvl w:val="1"/>
+          <w:numId w:val="7"/>
+        </w:numPr>
+        <w:bidi w:val="0"/>
+        <w:jc w:val="start"/>
+        <w:rPr>
+          <w:b w:val="false"/>
+          <w:bCs w:val="false"/>
+          <w:i w:val="false"/>
+          <w:iCs w:val="false"/>
+          <w:u w:val="none"/>
+          <w:shd w:fill="auto" w:val="clear"/>
+          <w:lang w:val="hu-HU" w:eastAsia="zh-CN" w:bidi="hi-IN"/>
+        </w:rPr>
+      </w:pPr>
+      <w:r>
+        <w:rPr>
+          <w:b w:val="false"/>
+          <w:bCs w:val="false"/>
+          <w:i w:val="false"/>
+          <w:iCs w:val="false"/>
+          <w:u w:val="none"/>
+          <w:shd w:fill="auto" w:val="clear"/>
+          <w:lang w:val="hu-HU" w:eastAsia="zh-CN" w:bidi="hi-IN"/>
+        </w:rPr>
+        <w:t>5</w:t>
+      </w:r>
+    </w:p>
     <w:sectPr>
       <w:type w:val="nextPage"/>
       <w:pgSz w:w="11906" w:h="16838"/>
@@ -4415,6 +4714,143 @@
     </w:lvl>
   </w:abstractNum>
   <w:abstractNum w:abstractNumId="7">
+    <w:lvl w:ilvl="0">
+      <w:start w:val="1"/>
+      <w:numFmt w:val="bullet"/>
+      <w:lvlText w:val=""/>
+      <w:lvlJc w:val="start"/>
+      <w:pPr>
+        <w:tabs>
+          <w:tab w:val="num" w:pos="720"/>
+        </w:tabs>
+        <w:ind w:start="720" w:hanging="360"/>
+      </w:pPr>
+      <w:rPr>
+        <w:rFonts w:ascii="Symbol" w:hAnsi="Symbol" w:cs="Symbol" w:hint="default"/>
+      </w:rPr>
+    </w:lvl>
+    <w:lvl w:ilvl="1">
+      <w:start w:val="1"/>
+      <w:numFmt w:val="bullet"/>
+      <w:lvlText w:val="◦"/>
+      <w:lvlJc w:val="start"/>
+      <w:pPr>
+        <w:tabs>
+          <w:tab w:val="num" w:pos="1080"/>
+        </w:tabs>
+        <w:ind w:start="1080" w:hanging="360"/>
+      </w:pPr>
+      <w:rPr>
+        <w:rFonts w:ascii="OpenSymbol" w:hAnsi="OpenSymbol" w:cs="OpenSymbol" w:hint="default"/>
+      </w:rPr>
+    </w:lvl>
+    <w:lvl w:ilvl="2">
+      <w:start w:val="1"/>
+      <w:numFmt w:val="bullet"/>
+      <w:lvlText w:val="▪"/>
+      <w:lvlJc w:val="start"/>
+      <w:pPr>
+        <w:tabs>
+          <w:tab w:val="num" w:pos="1440"/>
+        </w:tabs>
+        <w:ind w:start="1440" w:hanging="360"/>
+      </w:pPr>
+      <w:rPr>
+        <w:rFonts w:ascii="OpenSymbol" w:hAnsi="OpenSymbol" w:cs="OpenSymbol" w:hint="default"/>
+      </w:rPr>
+    </w:lvl>
+    <w:lvl w:ilvl="3">
+      <w:start w:val="1"/>
+      <w:numFmt w:val="bullet"/>
+      <w:lvlText w:val=""/>
+      <w:lvlJc w:val="start"/>
+      <w:pPr>
+        <w:tabs>
+          <w:tab w:val="num" w:pos="1800"/>
+        </w:tabs>
+        <w:ind w:start="1800" w:hanging="360"/>
+      </w:pPr>
+      <w:rPr>
+        <w:rFonts w:ascii="Symbol" w:hAnsi="Symbol" w:cs="Symbol" w:hint="default"/>
+      </w:rPr>
+    </w:lvl>
+    <w:lvl w:ilvl="4">
+      <w:start w:val="1"/>
+      <w:numFmt w:val="bullet"/>
+      <w:lvlText w:val="◦"/>
+      <w:lvlJc w:val="start"/>
+      <w:pPr>
+        <w:tabs>
+          <w:tab w:val="num" w:pos="2160"/>
+        </w:tabs>
+        <w:ind w:start="2160" w:hanging="360"/>
+      </w:pPr>
+      <w:rPr>
+        <w:rFonts w:ascii="OpenSymbol" w:hAnsi="OpenSymbol" w:cs="OpenSymbol" w:hint="default"/>
+      </w:rPr>
+    </w:lvl>
+    <w:lvl w:ilvl="5">
+      <w:start w:val="1"/>
+      <w:numFmt w:val="bullet"/>
+      <w:lvlText w:val="▪"/>
+      <w:lvlJc w:val="start"/>
+      <w:pPr>
+        <w:tabs>
+          <w:tab w:val="num" w:pos="2520"/>
+        </w:tabs>
+        <w:ind w:start="2520" w:hanging="360"/>
+      </w:pPr>
+      <w:rPr>
+        <w:rFonts w:ascii="OpenSymbol" w:hAnsi="OpenSymbol" w:cs="OpenSymbol" w:hint="default"/>
+      </w:rPr>
+    </w:lvl>
+    <w:lvl w:ilvl="6">
+      <w:start w:val="1"/>
+      <w:numFmt w:val="bullet"/>
+      <w:lvlText w:val=""/>
+      <w:lvlJc w:val="start"/>
+      <w:pPr>
+        <w:tabs>
+          <w:tab w:val="num" w:pos="2880"/>
+        </w:tabs>
+        <w:ind w:start="2880" w:hanging="360"/>
+      </w:pPr>
+      <w:rPr>
+        <w:rFonts w:ascii="Symbol" w:hAnsi="Symbol" w:cs="Symbol" w:hint="default"/>
+      </w:rPr>
+    </w:lvl>
+    <w:lvl w:ilvl="7">
+      <w:start w:val="1"/>
+      <w:numFmt w:val="bullet"/>
+      <w:lvlText w:val="◦"/>
+      <w:lvlJc w:val="start"/>
+      <w:pPr>
+        <w:tabs>
+          <w:tab w:val="num" w:pos="3240"/>
+        </w:tabs>
+        <w:ind w:start="3240" w:hanging="360"/>
+      </w:pPr>
+      <w:rPr>
+        <w:rFonts w:ascii="OpenSymbol" w:hAnsi="OpenSymbol" w:cs="OpenSymbol" w:hint="default"/>
+      </w:rPr>
+    </w:lvl>
+    <w:lvl w:ilvl="8">
+      <w:start w:val="1"/>
+      <w:numFmt w:val="bullet"/>
+      <w:lvlText w:val="▪"/>
+      <w:lvlJc w:val="start"/>
+      <w:pPr>
+        <w:tabs>
+          <w:tab w:val="num" w:pos="3600"/>
+        </w:tabs>
+        <w:ind w:start="3600" w:hanging="360"/>
+      </w:pPr>
+      <w:rPr>
+        <w:rFonts w:ascii="OpenSymbol" w:hAnsi="OpenSymbol" w:cs="OpenSymbol" w:hint="default"/>
+      </w:rPr>
+    </w:lvl>
+  </w:abstractNum>
+  <w:abstractNum w:abstractNumId="8">
     <w:lvl w:ilvl="0">
       <w:start w:val="1"/>
       <w:numFmt w:val="none"/>
@@ -4554,6 +4990,9 @@
   <w:num w:numId="7">
     <w:abstractNumId w:val="7"/>
   </w:num>
+  <w:num w:numId="8">
+    <w:abstractNumId w:val="8"/>
+  </w:num>
 </w:numbering>
 </file>
 
@@ -4581,7 +5020,7 @@
     <w:pPr>
       <w:widowControl/>
       <w:suppressAutoHyphens w:val="true"/>
-      <w:overflowPunct w:val="false"/>
+      <w:overflowPunct w:val="true"/>
       <w:bidi w:val="0"/>
       <w:spacing w:before="0" w:after="0"/>
       <w:jc w:val="start"/>
@@ -4615,8 +5054,8 @@
       <w:szCs w:val="32"/>
     </w:rPr>
   </w:style>
-  <w:style w:type="character" w:styleId="Bulletsuser">
-    <w:name w:val="Bullets (user)"/>
+  <w:style w:type="character" w:styleId="Bullets">
+    <w:name w:val="Bullets"/>
     <w:qFormat/>
     <w:rPr>
       <w:rFonts w:ascii="OpenSymbol" w:hAnsi="OpenSymbol" w:eastAsia="OpenSymbol" w:cs="OpenSymbol"/>
@@ -4627,8 +5066,8 @@
     <w:qFormat/>
     <w:rPr/>
   </w:style>
-  <w:style w:type="character" w:styleId="Bullets">
-    <w:name w:val="Bullets"/>
+  <w:style w:type="character" w:styleId="Bulletsuser">
+    <w:name w:val="Bullets (user)"/>
     <w:qFormat/>
     <w:rPr>
       <w:rFonts w:ascii="OpenSymbol" w:hAnsi="OpenSymbol" w:eastAsia="OpenSymbol" w:cs="OpenSymbol"/>

--- a/irodalom12.docx
+++ b/irodalom12.docx
@@ -3763,7 +3763,7 @@
           <w:bCs w:val="false"/>
           <w:i w:val="false"/>
           <w:iCs w:val="false"/>
-          <w:u w:val="none"/>
+          <w:u w:val="single"/>
           <w:shd w:fill="auto" w:val="clear"/>
           <w:lang w:val="hu-HU" w:eastAsia="zh-CN" w:bidi="hi-IN"/>
         </w:rPr>
@@ -5020,7 +5020,7 @@
     <w:pPr>
       <w:widowControl/>
       <w:suppressAutoHyphens w:val="true"/>
-      <w:overflowPunct w:val="true"/>
+      <w:overflowPunct w:val="false"/>
       <w:bidi w:val="0"/>
       <w:spacing w:before="0" w:after="0"/>
       <w:jc w:val="start"/>
@@ -5054,8 +5054,8 @@
       <w:szCs w:val="32"/>
     </w:rPr>
   </w:style>
-  <w:style w:type="character" w:styleId="Bullets">
-    <w:name w:val="Bullets"/>
+  <w:style w:type="character" w:styleId="Bulletsuser">
+    <w:name w:val="Bullets (user)"/>
     <w:qFormat/>
     <w:rPr>
       <w:rFonts w:ascii="OpenSymbol" w:hAnsi="OpenSymbol" w:eastAsia="OpenSymbol" w:cs="OpenSymbol"/>
@@ -5066,8 +5066,8 @@
     <w:qFormat/>
     <w:rPr/>
   </w:style>
-  <w:style w:type="character" w:styleId="Bulletsuser">
-    <w:name w:val="Bullets (user)"/>
+  <w:style w:type="character" w:styleId="Bullets">
+    <w:name w:val="Bullets"/>
     <w:qFormat/>
     <w:rPr>
       <w:rFonts w:ascii="OpenSymbol" w:hAnsi="OpenSymbol" w:eastAsia="OpenSymbol" w:cs="OpenSymbol"/>

--- a/irodalom12.docx
+++ b/irodalom12.docx
@@ -3921,6 +3921,376 @@
         <w:t>5</w:t>
       </w:r>
     </w:p>
+    <w:p>
+      <w:pPr>
+        <w:pStyle w:val="Normal"/>
+        <w:bidi w:val="0"/>
+        <w:jc w:val="start"/>
+        <w:rPr>
+          <w:b w:val="false"/>
+          <w:bCs w:val="false"/>
+          <w:i w:val="false"/>
+          <w:iCs w:val="false"/>
+          <w:u w:val="none"/>
+          <w:shd w:fill="auto" w:val="clear"/>
+          <w:lang w:val="hu-HU" w:eastAsia="zh-CN" w:bidi="hi-IN"/>
+        </w:rPr>
+      </w:pPr>
+      <w:r>
+        <w:rPr>
+          <w:b w:val="false"/>
+          <w:bCs w:val="false"/>
+          <w:i w:val="false"/>
+          <w:iCs w:val="false"/>
+          <w:u w:val="none"/>
+          <w:shd w:fill="auto" w:val="clear"/>
+          <w:lang w:val="hu-HU" w:eastAsia="zh-CN" w:bidi="hi-IN"/>
+        </w:rPr>
+      </w:r>
+    </w:p>
+    <w:p>
+      <w:pPr>
+        <w:pStyle w:val="Normal"/>
+        <w:bidi w:val="0"/>
+        <w:jc w:val="start"/>
+        <w:rPr>
+          <w:b w:val="false"/>
+          <w:bCs w:val="false"/>
+          <w:i w:val="false"/>
+          <w:iCs w:val="false"/>
+          <w:u w:val="none"/>
+          <w:shd w:fill="auto" w:val="clear"/>
+          <w:lang w:val="hu-HU" w:eastAsia="zh-CN" w:bidi="hi-IN"/>
+        </w:rPr>
+      </w:pPr>
+      <w:r>
+        <w:rPr>
+          <w:b w:val="false"/>
+          <w:bCs w:val="false"/>
+          <w:i w:val="false"/>
+          <w:iCs w:val="false"/>
+          <w:u w:val="none"/>
+          <w:shd w:fill="auto" w:val="clear"/>
+          <w:lang w:val="hu-HU" w:eastAsia="zh-CN" w:bidi="hi-IN"/>
+        </w:rPr>
+      </w:r>
+    </w:p>
+    <w:p>
+      <w:pPr>
+        <w:pStyle w:val="Normal"/>
+        <w:bidi w:val="0"/>
+        <w:jc w:val="start"/>
+        <w:rPr>
+          <w:b/>
+          <w:bCs/>
+          <w:i w:val="false"/>
+          <w:iCs w:val="false"/>
+          <w:u w:val="single"/>
+          <w:shd w:fill="auto" w:val="clear"/>
+          <w:lang w:val="hu-HU" w:eastAsia="zh-CN" w:bidi="hi-IN"/>
+        </w:rPr>
+      </w:pPr>
+      <w:r>
+        <w:rPr>
+          <w:b/>
+          <w:bCs/>
+          <w:i w:val="false"/>
+          <w:iCs w:val="false"/>
+          <w:u w:val="single"/>
+          <w:shd w:fill="auto" w:val="clear"/>
+          <w:lang w:val="hu-HU" w:eastAsia="zh-CN" w:bidi="hi-IN"/>
+        </w:rPr>
+        <w:t>Franz kafka: Az átváltozás</w:t>
+      </w:r>
+    </w:p>
+    <w:p>
+      <w:pPr>
+        <w:pStyle w:val="Normal"/>
+        <w:numPr>
+          <w:ilvl w:val="0"/>
+          <w:numId w:val="8"/>
+        </w:numPr>
+        <w:bidi w:val="0"/>
+        <w:jc w:val="start"/>
+        <w:rPr>
+          <w:b w:val="false"/>
+          <w:bCs w:val="false"/>
+          <w:i w:val="false"/>
+          <w:iCs w:val="false"/>
+          <w:u w:val="none"/>
+          <w:shd w:fill="auto" w:val="clear"/>
+          <w:lang w:val="hu-HU" w:eastAsia="zh-CN" w:bidi="hi-IN"/>
+        </w:rPr>
+      </w:pPr>
+      <w:r>
+        <w:rPr>
+          <w:b w:val="false"/>
+          <w:bCs w:val="false"/>
+          <w:i w:val="false"/>
+          <w:iCs w:val="false"/>
+          <w:u w:val="none"/>
+          <w:shd w:fill="auto" w:val="clear"/>
+          <w:lang w:val="hu-HU" w:eastAsia="zh-CN" w:bidi="hi-IN"/>
+        </w:rPr>
+        <w:t>Az átváltozás hagyománya: az ókor óta él a művészetben az a movívum (pl. Zeusz hattyúvá váloása, a modern szuperhősök, robotemberek ... stb.)</w:t>
+      </w:r>
+    </w:p>
+    <w:p>
+      <w:pPr>
+        <w:pStyle w:val="Normal"/>
+        <w:numPr>
+          <w:ilvl w:val="0"/>
+          <w:numId w:val="8"/>
+        </w:numPr>
+        <w:bidi w:val="0"/>
+        <w:jc w:val="start"/>
+        <w:rPr>
+          <w:b w:val="false"/>
+          <w:bCs w:val="false"/>
+          <w:i w:val="false"/>
+          <w:iCs w:val="false"/>
+          <w:u w:val="none"/>
+          <w:shd w:fill="auto" w:val="clear"/>
+          <w:lang w:val="hu-HU" w:eastAsia="zh-CN" w:bidi="hi-IN"/>
+        </w:rPr>
+      </w:pPr>
+      <w:r>
+        <w:rPr>
+          <w:b w:val="false"/>
+          <w:bCs w:val="false"/>
+          <w:i w:val="false"/>
+          <w:iCs w:val="false"/>
+          <w:u w:val="none"/>
+          <w:shd w:fill="auto" w:val="clear"/>
+          <w:lang w:val="hu-HU" w:eastAsia="zh-CN" w:bidi="hi-IN"/>
+        </w:rPr>
+        <w:t>Kafkánál Gregor átváltozása nem szándékos, oka nehezen kifürkészhető, a főhős számára végzetes.</w:t>
+      </w:r>
+    </w:p>
+    <w:p>
+      <w:pPr>
+        <w:pStyle w:val="Normal"/>
+        <w:numPr>
+          <w:ilvl w:val="0"/>
+          <w:numId w:val="8"/>
+        </w:numPr>
+        <w:bidi w:val="0"/>
+        <w:jc w:val="start"/>
+        <w:rPr>
+          <w:b w:val="false"/>
+          <w:bCs w:val="false"/>
+          <w:i w:val="false"/>
+          <w:iCs w:val="false"/>
+          <w:u w:val="none"/>
+          <w:shd w:fill="auto" w:val="clear"/>
+          <w:lang w:val="hu-HU" w:eastAsia="zh-CN" w:bidi="hi-IN"/>
+        </w:rPr>
+      </w:pPr>
+      <w:r>
+        <w:rPr>
+          <w:b w:val="false"/>
+          <w:bCs w:val="false"/>
+          <w:i w:val="false"/>
+          <w:iCs w:val="false"/>
+          <w:u w:val="none"/>
+          <w:shd w:fill="auto" w:val="clear"/>
+          <w:lang w:val="hu-HU" w:eastAsia="zh-CN" w:bidi="hi-IN"/>
+        </w:rPr>
+        <w:t>Az átváltozás lehetséges magyarázatai:</w:t>
+      </w:r>
+    </w:p>
+    <w:p>
+      <w:pPr>
+        <w:pStyle w:val="Normal"/>
+        <w:numPr>
+          <w:ilvl w:val="1"/>
+          <w:numId w:val="9"/>
+        </w:numPr>
+        <w:bidi w:val="0"/>
+        <w:jc w:val="start"/>
+        <w:rPr>
+          <w:b w:val="false"/>
+          <w:bCs w:val="false"/>
+          <w:i w:val="false"/>
+          <w:iCs w:val="false"/>
+          <w:u w:val="none"/>
+          <w:shd w:fill="auto" w:val="clear"/>
+          <w:lang w:val="hu-HU" w:eastAsia="zh-CN" w:bidi="hi-IN"/>
+        </w:rPr>
+      </w:pPr>
+      <w:r>
+        <w:rPr>
+          <w:b w:val="false"/>
+          <w:bCs w:val="false"/>
+          <w:i w:val="false"/>
+          <w:iCs w:val="false"/>
+          <w:u w:val="none"/>
+          <w:shd w:fill="auto" w:val="clear"/>
+          <w:lang w:val="hu-HU" w:eastAsia="zh-CN" w:bidi="hi-IN"/>
+        </w:rPr>
+        <w:t>Véletlenszerű, nincs köze Gregor személyiségéhez</w:t>
+      </w:r>
+    </w:p>
+    <w:p>
+      <w:pPr>
+        <w:pStyle w:val="Normal"/>
+        <w:numPr>
+          <w:ilvl w:val="1"/>
+          <w:numId w:val="9"/>
+        </w:numPr>
+        <w:bidi w:val="0"/>
+        <w:jc w:val="start"/>
+        <w:rPr>
+          <w:b w:val="false"/>
+          <w:bCs w:val="false"/>
+          <w:i w:val="false"/>
+          <w:iCs w:val="false"/>
+          <w:u w:val="none"/>
+          <w:shd w:fill="auto" w:val="clear"/>
+          <w:lang w:val="hu-HU" w:eastAsia="zh-CN" w:bidi="hi-IN"/>
+        </w:rPr>
+      </w:pPr>
+      <w:r>
+        <w:rPr>
+          <w:b w:val="false"/>
+          <w:bCs w:val="false"/>
+          <w:i w:val="false"/>
+          <w:iCs w:val="false"/>
+          <w:u w:val="none"/>
+          <w:shd w:fill="auto" w:val="clear"/>
+          <w:lang w:val="hu-HU" w:eastAsia="zh-CN" w:bidi="hi-IN"/>
+        </w:rPr>
+        <w:t>büntetés Gregornak, mert elhanyagolta emberi kapcsolatait</w:t>
+      </w:r>
+    </w:p>
+    <w:p>
+      <w:pPr>
+        <w:pStyle w:val="Normal"/>
+        <w:numPr>
+          <w:ilvl w:val="1"/>
+          <w:numId w:val="9"/>
+        </w:numPr>
+        <w:bidi w:val="0"/>
+        <w:jc w:val="start"/>
+        <w:rPr>
+          <w:b w:val="false"/>
+          <w:bCs w:val="false"/>
+          <w:i w:val="false"/>
+          <w:iCs w:val="false"/>
+          <w:u w:val="none"/>
+          <w:shd w:fill="auto" w:val="clear"/>
+          <w:lang w:val="hu-HU" w:eastAsia="zh-CN" w:bidi="hi-IN"/>
+        </w:rPr>
+      </w:pPr>
+      <w:r>
+        <w:rPr>
+          <w:b w:val="false"/>
+          <w:bCs w:val="false"/>
+          <w:i w:val="false"/>
+          <w:iCs w:val="false"/>
+          <w:u w:val="none"/>
+          <w:shd w:fill="auto" w:val="clear"/>
+          <w:lang w:val="hu-HU" w:eastAsia="zh-CN" w:bidi="hi-IN"/>
+        </w:rPr>
+        <w:t>Gregor nem változott, csak a világ nem tudta már megérteni, elfogadni őt</w:t>
+      </w:r>
+    </w:p>
+    <w:p>
+      <w:pPr>
+        <w:pStyle w:val="Normal"/>
+        <w:numPr>
+          <w:ilvl w:val="0"/>
+          <w:numId w:val="8"/>
+        </w:numPr>
+        <w:bidi w:val="0"/>
+        <w:jc w:val="start"/>
+        <w:rPr>
+          <w:b w:val="false"/>
+          <w:bCs w:val="false"/>
+          <w:i w:val="false"/>
+          <w:iCs w:val="false"/>
+          <w:u w:val="none"/>
+          <w:shd w:fill="auto" w:val="clear"/>
+          <w:lang w:val="hu-HU" w:eastAsia="zh-CN" w:bidi="hi-IN"/>
+        </w:rPr>
+      </w:pPr>
+      <w:r>
+        <w:rPr>
+          <w:b w:val="false"/>
+          <w:bCs w:val="false"/>
+          <w:i w:val="false"/>
+          <w:iCs w:val="false"/>
+          <w:u w:val="none"/>
+          <w:shd w:fill="auto" w:val="clear"/>
+          <w:lang w:val="hu-HU" w:eastAsia="zh-CN" w:bidi="hi-IN"/>
+        </w:rPr>
+        <w:t>Fontos fogalmak</w:t>
+      </w:r>
+    </w:p>
+    <w:p>
+      <w:pPr>
+        <w:pStyle w:val="Normal"/>
+        <w:numPr>
+          <w:ilvl w:val="1"/>
+          <w:numId w:val="10"/>
+        </w:numPr>
+        <w:bidi w:val="0"/>
+        <w:jc w:val="start"/>
+        <w:rPr>
+          <w:b w:val="false"/>
+          <w:bCs w:val="false"/>
+          <w:i w:val="false"/>
+          <w:iCs w:val="false"/>
+          <w:u w:val="none"/>
+          <w:shd w:fill="auto" w:val="clear"/>
+          <w:lang w:val="hu-HU" w:eastAsia="zh-CN" w:bidi="hi-IN"/>
+        </w:rPr>
+      </w:pPr>
+      <w:r>
+        <w:rPr>
+          <w:b w:val="false"/>
+          <w:bCs w:val="false"/>
+          <w:i w:val="false"/>
+          <w:iCs w:val="false"/>
+          <w:u w:val="none"/>
+          <w:shd w:fill="auto" w:val="clear"/>
+          <w:lang w:val="hu-HU" w:eastAsia="zh-CN" w:bidi="hi-IN"/>
+        </w:rPr>
+        <w:t>elidegenedés: az egyén elszakad az őt körülvevőktől, elmagányosódik</w:t>
+      </w:r>
+    </w:p>
+    <w:p>
+      <w:pPr>
+        <w:pStyle w:val="Normal"/>
+        <w:numPr>
+          <w:ilvl w:val="1"/>
+          <w:numId w:val="10"/>
+        </w:numPr>
+        <w:bidi w:val="0"/>
+        <w:jc w:val="start"/>
+        <w:rPr>
+          <w:b w:val="false"/>
+          <w:bCs w:val="false"/>
+          <w:i w:val="false"/>
+          <w:iCs w:val="false"/>
+          <w:u w:val="none"/>
+          <w:shd w:fill="auto" w:val="clear"/>
+          <w:lang w:val="hu-HU" w:eastAsia="zh-CN" w:bidi="hi-IN"/>
+        </w:rPr>
+      </w:pPr>
+      <w:r>
+        <w:rPr>
+          <w:b w:val="false"/>
+          <w:bCs w:val="false"/>
+          <w:i w:val="false"/>
+          <w:iCs w:val="false"/>
+          <w:u w:val="none"/>
+          <w:shd w:fill="auto" w:val="clear"/>
+          <w:lang w:val="hu-HU" w:eastAsia="zh-CN" w:bidi="hi-IN"/>
+        </w:rPr>
+        <w:t>abszurd: természetesnek mutat be irrelális jelenségeket, ezzel elbizonytalanítva az olvasót</w:t>
+      </w:r>
+    </w:p>
     <w:sectPr>
       <w:type w:val="nextPage"/>
       <w:pgSz w:w="11906" w:h="16838"/>
@@ -4851,6 +5221,399 @@
     </w:lvl>
   </w:abstractNum>
   <w:abstractNum w:abstractNumId="8">
+    <w:lvl w:ilvl="0">
+      <w:start w:val="1"/>
+      <w:numFmt w:val="decimal"/>
+      <w:lvlText w:val="%1."/>
+      <w:lvlJc w:val="start"/>
+      <w:pPr>
+        <w:tabs>
+          <w:tab w:val="num" w:pos="720"/>
+        </w:tabs>
+        <w:ind w:start="720" w:hanging="360"/>
+      </w:pPr>
+      <w:rPr/>
+    </w:lvl>
+    <w:lvl w:ilvl="1">
+      <w:start w:val="1"/>
+      <w:numFmt w:val="decimal"/>
+      <w:lvlText w:val="%2."/>
+      <w:lvlJc w:val="start"/>
+      <w:pPr>
+        <w:tabs>
+          <w:tab w:val="num" w:pos="1080"/>
+        </w:tabs>
+        <w:ind w:start="1080" w:hanging="360"/>
+      </w:pPr>
+      <w:rPr/>
+    </w:lvl>
+    <w:lvl w:ilvl="2">
+      <w:start w:val="1"/>
+      <w:numFmt w:val="decimal"/>
+      <w:lvlText w:val="%3."/>
+      <w:lvlJc w:val="start"/>
+      <w:pPr>
+        <w:tabs>
+          <w:tab w:val="num" w:pos="1440"/>
+        </w:tabs>
+        <w:ind w:start="1440" w:hanging="360"/>
+      </w:pPr>
+      <w:rPr/>
+    </w:lvl>
+    <w:lvl w:ilvl="3">
+      <w:start w:val="1"/>
+      <w:numFmt w:val="decimal"/>
+      <w:lvlText w:val="%4."/>
+      <w:lvlJc w:val="start"/>
+      <w:pPr>
+        <w:tabs>
+          <w:tab w:val="num" w:pos="1800"/>
+        </w:tabs>
+        <w:ind w:start="1800" w:hanging="360"/>
+      </w:pPr>
+      <w:rPr/>
+    </w:lvl>
+    <w:lvl w:ilvl="4">
+      <w:start w:val="1"/>
+      <w:numFmt w:val="decimal"/>
+      <w:lvlText w:val="%5."/>
+      <w:lvlJc w:val="start"/>
+      <w:pPr>
+        <w:tabs>
+          <w:tab w:val="num" w:pos="2160"/>
+        </w:tabs>
+        <w:ind w:start="2160" w:hanging="360"/>
+      </w:pPr>
+      <w:rPr/>
+    </w:lvl>
+    <w:lvl w:ilvl="5">
+      <w:start w:val="1"/>
+      <w:numFmt w:val="decimal"/>
+      <w:lvlText w:val="%6."/>
+      <w:lvlJc w:val="start"/>
+      <w:pPr>
+        <w:tabs>
+          <w:tab w:val="num" w:pos="2520"/>
+        </w:tabs>
+        <w:ind w:start="2520" w:hanging="360"/>
+      </w:pPr>
+      <w:rPr/>
+    </w:lvl>
+    <w:lvl w:ilvl="6">
+      <w:start w:val="1"/>
+      <w:numFmt w:val="decimal"/>
+      <w:lvlText w:val="%7."/>
+      <w:lvlJc w:val="start"/>
+      <w:pPr>
+        <w:tabs>
+          <w:tab w:val="num" w:pos="2880"/>
+        </w:tabs>
+        <w:ind w:start="2880" w:hanging="360"/>
+      </w:pPr>
+      <w:rPr/>
+    </w:lvl>
+    <w:lvl w:ilvl="7">
+      <w:start w:val="1"/>
+      <w:numFmt w:val="decimal"/>
+      <w:lvlText w:val="%8."/>
+      <w:lvlJc w:val="start"/>
+      <w:pPr>
+        <w:tabs>
+          <w:tab w:val="num" w:pos="3240"/>
+        </w:tabs>
+        <w:ind w:start="3240" w:hanging="360"/>
+      </w:pPr>
+      <w:rPr/>
+    </w:lvl>
+    <w:lvl w:ilvl="8">
+      <w:start w:val="1"/>
+      <w:numFmt w:val="decimal"/>
+      <w:lvlText w:val="%9."/>
+      <w:lvlJc w:val="start"/>
+      <w:pPr>
+        <w:tabs>
+          <w:tab w:val="num" w:pos="3600"/>
+        </w:tabs>
+        <w:ind w:start="3600" w:hanging="360"/>
+      </w:pPr>
+      <w:rPr/>
+    </w:lvl>
+  </w:abstractNum>
+  <w:abstractNum w:abstractNumId="9">
+    <w:lvl w:ilvl="0">
+      <w:start w:val="1"/>
+      <w:numFmt w:val="bullet"/>
+      <w:lvlText w:val=""/>
+      <w:lvlJc w:val="start"/>
+      <w:pPr>
+        <w:tabs>
+          <w:tab w:val="num" w:pos="720"/>
+        </w:tabs>
+        <w:ind w:start="720" w:hanging="360"/>
+      </w:pPr>
+      <w:rPr>
+        <w:rFonts w:ascii="Symbol" w:hAnsi="Symbol" w:cs="Symbol" w:hint="default"/>
+      </w:rPr>
+    </w:lvl>
+    <w:lvl w:ilvl="1">
+      <w:start w:val="1"/>
+      <w:numFmt w:val="bullet"/>
+      <w:lvlText w:val="◦"/>
+      <w:lvlJc w:val="start"/>
+      <w:pPr>
+        <w:tabs>
+          <w:tab w:val="num" w:pos="1080"/>
+        </w:tabs>
+        <w:ind w:start="1080" w:hanging="360"/>
+      </w:pPr>
+      <w:rPr>
+        <w:rFonts w:ascii="OpenSymbol" w:hAnsi="OpenSymbol" w:cs="OpenSymbol" w:hint="default"/>
+      </w:rPr>
+    </w:lvl>
+    <w:lvl w:ilvl="2">
+      <w:start w:val="1"/>
+      <w:numFmt w:val="bullet"/>
+      <w:lvlText w:val="▪"/>
+      <w:lvlJc w:val="start"/>
+      <w:pPr>
+        <w:tabs>
+          <w:tab w:val="num" w:pos="1440"/>
+        </w:tabs>
+        <w:ind w:start="1440" w:hanging="360"/>
+      </w:pPr>
+      <w:rPr>
+        <w:rFonts w:ascii="OpenSymbol" w:hAnsi="OpenSymbol" w:cs="OpenSymbol" w:hint="default"/>
+      </w:rPr>
+    </w:lvl>
+    <w:lvl w:ilvl="3">
+      <w:start w:val="1"/>
+      <w:numFmt w:val="bullet"/>
+      <w:lvlText w:val=""/>
+      <w:lvlJc w:val="start"/>
+      <w:pPr>
+        <w:tabs>
+          <w:tab w:val="num" w:pos="1800"/>
+        </w:tabs>
+        <w:ind w:start="1800" w:hanging="360"/>
+      </w:pPr>
+      <w:rPr>
+        <w:rFonts w:ascii="Symbol" w:hAnsi="Symbol" w:cs="Symbol" w:hint="default"/>
+      </w:rPr>
+    </w:lvl>
+    <w:lvl w:ilvl="4">
+      <w:start w:val="1"/>
+      <w:numFmt w:val="bullet"/>
+      <w:lvlText w:val="◦"/>
+      <w:lvlJc w:val="start"/>
+      <w:pPr>
+        <w:tabs>
+          <w:tab w:val="num" w:pos="2160"/>
+        </w:tabs>
+        <w:ind w:start="2160" w:hanging="360"/>
+      </w:pPr>
+      <w:rPr>
+        <w:rFonts w:ascii="OpenSymbol" w:hAnsi="OpenSymbol" w:cs="OpenSymbol" w:hint="default"/>
+      </w:rPr>
+    </w:lvl>
+    <w:lvl w:ilvl="5">
+      <w:start w:val="1"/>
+      <w:numFmt w:val="bullet"/>
+      <w:lvlText w:val="▪"/>
+      <w:lvlJc w:val="start"/>
+      <w:pPr>
+        <w:tabs>
+          <w:tab w:val="num" w:pos="2520"/>
+        </w:tabs>
+        <w:ind w:start="2520" w:hanging="360"/>
+      </w:pPr>
+      <w:rPr>
+        <w:rFonts w:ascii="OpenSymbol" w:hAnsi="OpenSymbol" w:cs="OpenSymbol" w:hint="default"/>
+      </w:rPr>
+    </w:lvl>
+    <w:lvl w:ilvl="6">
+      <w:start w:val="1"/>
+      <w:numFmt w:val="bullet"/>
+      <w:lvlText w:val=""/>
+      <w:lvlJc w:val="start"/>
+      <w:pPr>
+        <w:tabs>
+          <w:tab w:val="num" w:pos="2880"/>
+        </w:tabs>
+        <w:ind w:start="2880" w:hanging="360"/>
+      </w:pPr>
+      <w:rPr>
+        <w:rFonts w:ascii="Symbol" w:hAnsi="Symbol" w:cs="Symbol" w:hint="default"/>
+      </w:rPr>
+    </w:lvl>
+    <w:lvl w:ilvl="7">
+      <w:start w:val="1"/>
+      <w:numFmt w:val="bullet"/>
+      <w:lvlText w:val="◦"/>
+      <w:lvlJc w:val="start"/>
+      <w:pPr>
+        <w:tabs>
+          <w:tab w:val="num" w:pos="3240"/>
+        </w:tabs>
+        <w:ind w:start="3240" w:hanging="360"/>
+      </w:pPr>
+      <w:rPr>
+        <w:rFonts w:ascii="OpenSymbol" w:hAnsi="OpenSymbol" w:cs="OpenSymbol" w:hint="default"/>
+      </w:rPr>
+    </w:lvl>
+    <w:lvl w:ilvl="8">
+      <w:start w:val="1"/>
+      <w:numFmt w:val="bullet"/>
+      <w:lvlText w:val="▪"/>
+      <w:lvlJc w:val="start"/>
+      <w:pPr>
+        <w:tabs>
+          <w:tab w:val="num" w:pos="3600"/>
+        </w:tabs>
+        <w:ind w:start="3600" w:hanging="360"/>
+      </w:pPr>
+      <w:rPr>
+        <w:rFonts w:ascii="OpenSymbol" w:hAnsi="OpenSymbol" w:cs="OpenSymbol" w:hint="default"/>
+      </w:rPr>
+    </w:lvl>
+  </w:abstractNum>
+  <w:abstractNum w:abstractNumId="10">
+    <w:lvl w:ilvl="0">
+      <w:start w:val="1"/>
+      <w:numFmt w:val="bullet"/>
+      <w:lvlText w:val=""/>
+      <w:lvlJc w:val="start"/>
+      <w:pPr>
+        <w:tabs>
+          <w:tab w:val="num" w:pos="720"/>
+        </w:tabs>
+        <w:ind w:start="720" w:hanging="360"/>
+      </w:pPr>
+      <w:rPr>
+        <w:rFonts w:ascii="Symbol" w:hAnsi="Symbol" w:cs="Symbol" w:hint="default"/>
+      </w:rPr>
+    </w:lvl>
+    <w:lvl w:ilvl="1">
+      <w:start w:val="1"/>
+      <w:numFmt w:val="bullet"/>
+      <w:lvlText w:val="◦"/>
+      <w:lvlJc w:val="start"/>
+      <w:pPr>
+        <w:tabs>
+          <w:tab w:val="num" w:pos="1080"/>
+        </w:tabs>
+        <w:ind w:start="1080" w:hanging="360"/>
+      </w:pPr>
+      <w:rPr>
+        <w:rFonts w:ascii="OpenSymbol" w:hAnsi="OpenSymbol" w:cs="OpenSymbol" w:hint="default"/>
+      </w:rPr>
+    </w:lvl>
+    <w:lvl w:ilvl="2">
+      <w:start w:val="1"/>
+      <w:numFmt w:val="bullet"/>
+      <w:lvlText w:val="▪"/>
+      <w:lvlJc w:val="start"/>
+      <w:pPr>
+        <w:tabs>
+          <w:tab w:val="num" w:pos="1440"/>
+        </w:tabs>
+        <w:ind w:start="1440" w:hanging="360"/>
+      </w:pPr>
+      <w:rPr>
+        <w:rFonts w:ascii="OpenSymbol" w:hAnsi="OpenSymbol" w:cs="OpenSymbol" w:hint="default"/>
+      </w:rPr>
+    </w:lvl>
+    <w:lvl w:ilvl="3">
+      <w:start w:val="1"/>
+      <w:numFmt w:val="bullet"/>
+      <w:lvlText w:val=""/>
+      <w:lvlJc w:val="start"/>
+      <w:pPr>
+        <w:tabs>
+          <w:tab w:val="num" w:pos="1800"/>
+        </w:tabs>
+        <w:ind w:start="1800" w:hanging="360"/>
+      </w:pPr>
+      <w:rPr>
+        <w:rFonts w:ascii="Symbol" w:hAnsi="Symbol" w:cs="Symbol" w:hint="default"/>
+      </w:rPr>
+    </w:lvl>
+    <w:lvl w:ilvl="4">
+      <w:start w:val="1"/>
+      <w:numFmt w:val="bullet"/>
+      <w:lvlText w:val="◦"/>
+      <w:lvlJc w:val="start"/>
+      <w:pPr>
+        <w:tabs>
+          <w:tab w:val="num" w:pos="2160"/>
+        </w:tabs>
+        <w:ind w:start="2160" w:hanging="360"/>
+      </w:pPr>
+      <w:rPr>
+        <w:rFonts w:ascii="OpenSymbol" w:hAnsi="OpenSymbol" w:cs="OpenSymbol" w:hint="default"/>
+      </w:rPr>
+    </w:lvl>
+    <w:lvl w:ilvl="5">
+      <w:start w:val="1"/>
+      <w:numFmt w:val="bullet"/>
+      <w:lvlText w:val="▪"/>
+      <w:lvlJc w:val="start"/>
+      <w:pPr>
+        <w:tabs>
+          <w:tab w:val="num" w:pos="2520"/>
+        </w:tabs>
+        <w:ind w:start="2520" w:hanging="360"/>
+      </w:pPr>
+      <w:rPr>
+        <w:rFonts w:ascii="OpenSymbol" w:hAnsi="OpenSymbol" w:cs="OpenSymbol" w:hint="default"/>
+      </w:rPr>
+    </w:lvl>
+    <w:lvl w:ilvl="6">
+      <w:start w:val="1"/>
+      <w:numFmt w:val="bullet"/>
+      <w:lvlText w:val=""/>
+      <w:lvlJc w:val="start"/>
+      <w:pPr>
+        <w:tabs>
+          <w:tab w:val="num" w:pos="2880"/>
+        </w:tabs>
+        <w:ind w:start="2880" w:hanging="360"/>
+      </w:pPr>
+      <w:rPr>
+        <w:rFonts w:ascii="Symbol" w:hAnsi="Symbol" w:cs="Symbol" w:hint="default"/>
+      </w:rPr>
+    </w:lvl>
+    <w:lvl w:ilvl="7">
+      <w:start w:val="1"/>
+      <w:numFmt w:val="bullet"/>
+      <w:lvlText w:val="◦"/>
+      <w:lvlJc w:val="start"/>
+      <w:pPr>
+        <w:tabs>
+          <w:tab w:val="num" w:pos="3240"/>
+        </w:tabs>
+        <w:ind w:start="3240" w:hanging="360"/>
+      </w:pPr>
+      <w:rPr>
+        <w:rFonts w:ascii="OpenSymbol" w:hAnsi="OpenSymbol" w:cs="OpenSymbol" w:hint="default"/>
+      </w:rPr>
+    </w:lvl>
+    <w:lvl w:ilvl="8">
+      <w:start w:val="1"/>
+      <w:numFmt w:val="bullet"/>
+      <w:lvlText w:val="▪"/>
+      <w:lvlJc w:val="start"/>
+      <w:pPr>
+        <w:tabs>
+          <w:tab w:val="num" w:pos="3600"/>
+        </w:tabs>
+        <w:ind w:start="3600" w:hanging="360"/>
+      </w:pPr>
+      <w:rPr>
+        <w:rFonts w:ascii="OpenSymbol" w:hAnsi="OpenSymbol" w:cs="OpenSymbol" w:hint="default"/>
+      </w:rPr>
+    </w:lvl>
+  </w:abstractNum>
+  <w:abstractNum w:abstractNumId="11">
     <w:lvl w:ilvl="0">
       <w:start w:val="1"/>
       <w:numFmt w:val="none"/>
@@ -4993,6 +5756,15 @@
   <w:num w:numId="8">
     <w:abstractNumId w:val="8"/>
   </w:num>
+  <w:num w:numId="9">
+    <w:abstractNumId w:val="9"/>
+  </w:num>
+  <w:num w:numId="10">
+    <w:abstractNumId w:val="10"/>
+  </w:num>
+  <w:num w:numId="11">
+    <w:abstractNumId w:val="11"/>
+  </w:num>
 </w:numbering>
 </file>
 
@@ -5020,7 +5792,7 @@
     <w:pPr>
       <w:widowControl/>
       <w:suppressAutoHyphens w:val="true"/>
-      <w:overflowPunct w:val="false"/>
+      <w:overflowPunct w:val="true"/>
       <w:bidi w:val="0"/>
       <w:spacing w:before="0" w:after="0"/>
       <w:jc w:val="start"/>
@@ -5054,8 +5826,8 @@
       <w:szCs w:val="32"/>
     </w:rPr>
   </w:style>
-  <w:style w:type="character" w:styleId="Bulletsuser">
-    <w:name w:val="Bullets (user)"/>
+  <w:style w:type="character" w:styleId="Bullets">
+    <w:name w:val="Bullets"/>
     <w:qFormat/>
     <w:rPr>
       <w:rFonts w:ascii="OpenSymbol" w:hAnsi="OpenSymbol" w:eastAsia="OpenSymbol" w:cs="OpenSymbol"/>
@@ -5066,8 +5838,8 @@
     <w:qFormat/>
     <w:rPr/>
   </w:style>
-  <w:style w:type="character" w:styleId="Bullets">
-    <w:name w:val="Bullets"/>
+  <w:style w:type="character" w:styleId="Bulletsuser">
+    <w:name w:val="Bullets (user)"/>
     <w:qFormat/>
     <w:rPr>
       <w:rFonts w:ascii="OpenSymbol" w:hAnsi="OpenSymbol" w:eastAsia="OpenSymbol" w:cs="OpenSymbol"/>

--- a/irodalom12.docx
+++ b/irodalom12.docx
@@ -4291,6 +4291,33 @@
         <w:t>abszurd: természetesnek mutat be irrelális jelenségeket, ezzel elbizonytalanítva az olvasót</w:t>
       </w:r>
     </w:p>
+    <w:p>
+      <w:pPr>
+        <w:pStyle w:val="Normal"/>
+        <w:bidi w:val="0"/>
+        <w:jc w:val="start"/>
+        <w:rPr>
+          <w:b w:val="false"/>
+          <w:bCs w:val="false"/>
+          <w:i w:val="false"/>
+          <w:iCs w:val="false"/>
+          <w:u w:val="none"/>
+          <w:shd w:fill="auto" w:val="clear"/>
+          <w:lang w:val="hu-HU" w:eastAsia="zh-CN" w:bidi="hi-IN"/>
+        </w:rPr>
+      </w:pPr>
+      <w:r>
+        <w:rPr>
+          <w:b w:val="false"/>
+          <w:bCs w:val="false"/>
+          <w:i w:val="false"/>
+          <w:iCs w:val="false"/>
+          <w:u w:val="none"/>
+          <w:shd w:fill="auto" w:val="clear"/>
+          <w:lang w:val="hu-HU" w:eastAsia="zh-CN" w:bidi="hi-IN"/>
+        </w:rPr>
+      </w:r>
+    </w:p>
     <w:sectPr>
       <w:type w:val="nextPage"/>
       <w:pgSz w:w="11906" w:h="16838"/>
@@ -5792,7 +5819,7 @@
     <w:pPr>
       <w:widowControl/>
       <w:suppressAutoHyphens w:val="true"/>
-      <w:overflowPunct w:val="true"/>
+      <w:overflowPunct w:val="false"/>
       <w:bidi w:val="0"/>
       <w:spacing w:before="0" w:after="0"/>
       <w:jc w:val="start"/>
@@ -5826,8 +5853,8 @@
       <w:szCs w:val="32"/>
     </w:rPr>
   </w:style>
-  <w:style w:type="character" w:styleId="Bullets">
-    <w:name w:val="Bullets"/>
+  <w:style w:type="character" w:styleId="Bulletsuser">
+    <w:name w:val="Bullets (user)"/>
     <w:qFormat/>
     <w:rPr>
       <w:rFonts w:ascii="OpenSymbol" w:hAnsi="OpenSymbol" w:eastAsia="OpenSymbol" w:cs="OpenSymbol"/>
@@ -5838,8 +5865,8 @@
     <w:qFormat/>
     <w:rPr/>
   </w:style>
-  <w:style w:type="character" w:styleId="Bulletsuser">
-    <w:name w:val="Bullets (user)"/>
+  <w:style w:type="character" w:styleId="Bullets">
+    <w:name w:val="Bullets"/>
     <w:qFormat/>
     <w:rPr>
       <w:rFonts w:ascii="OpenSymbol" w:hAnsi="OpenSymbol" w:eastAsia="OpenSymbol" w:cs="OpenSymbol"/>
